--- a/kit/UNDERCITY_CityCharter.docx
+++ b/kit/UNDERCITY_CityCharter.docx
@@ -301,7 +301,7 @@
           <w:sz w:val="20"/>
           <w:szCs w:val="20"/>
         </w:rPr>
-        <w:t xml:space="preserve">Where Core output cannot sustain all sectors, the Council shall submit a Continuity Order ranking every sector. Sectors ranked in the lowest positions shall be placed in brownout for the duration of the insufficiency. A Continuity Order takes effect on submission and cannot be recalled.</w:t>
+        <w:t xml:space="preserve">Where Core output cannot sustain all sectors, every sector shall first nominate, privately and without abstention, two sectors for temporary brownout; the nominations shall be published in aggregate only, and the two most nominated shall stand as provisional. The Council shall then submit a Continuity Order naming exactly two sectors, which need not be the provisional two. A Continuity Order is locked on submission, cannot be recalled, and takes effect at the start of the next operating period. Sectors placed in brownout remain in operation, retain their seat and their voice, and operate at reduced capability.</w:t>
       </w:r>
     </w:p>
     <w:p>
@@ -432,7 +432,7 @@
           <w:sz w:val="20"/>
           <w:szCs w:val="20"/>
         </w:rPr>
-        <w:t xml:space="preserve">Submitted under Clause 7. One form per sitting. Rank every sector from 1 (sustain first) to 6 (brownout first). Incomplete forms are void.</w:t>
+        <w:t xml:space="preserve">Submitted under Clause 7. One form per sitting. Mark exactly TWO sectors for brownout — any two, the provisional two or not. Forms naming more or fewer than two are void.</w:t>
       </w:r>
     </w:p>
     <w:p>
@@ -448,7 +448,7 @@
           <w:sz w:val="20"/>
           <w:szCs w:val="20"/>
         </w:rPr>
-        <w:t xml:space="preserve">Core output is insufficient to sustain all six sectors. The two lowest-ranked sectors will be placed in brownout.</w:t>
+        <w:t xml:space="preserve">Core output is insufficient to sustain all six sectors. The two marked sectors will be placed in brownout when the next operating period begins.</w:t>
       </w:r>
     </w:p>
     <w:p>
@@ -498,7 +498,7 @@
                 <w:bCs/>
                 <w:color w:val="1A1A1A"/>
               </w:rPr>
-              <w:t xml:space="preserve">RANK</w:t>
+              <w:t xml:space="preserve">BROWNOUT</w:t>
             </w:r>
           </w:p>
         </w:tc>

--- a/kit/UNDERCITY_CityCharter.docx
+++ b/kit/UNDERCITY_CityCharter.docx
@@ -160,7 +160,7 @@
           <w:sz w:val="20"/>
           <w:szCs w:val="20"/>
         </w:rPr>
-        <w:t xml:space="preserve">A sitting lasts five minutes. It does not run over. Matters unresolved at the close of a sitting stand unresolved.</w:t>
+        <w:t xml:space="preserve">A sitting is timed by the Continuity Authority. It does not run over. Matters unresolved at the close of a sitting stand unresolved.</w:t>
       </w:r>
     </w:p>
     <w:p>
@@ -301,7 +301,7 @@
           <w:sz w:val="20"/>
           <w:szCs w:val="20"/>
         </w:rPr>
-        <w:t xml:space="preserve">Where Core output cannot sustain all sectors, every sector shall first nominate, privately and without abstention, two sectors for temporary brownout; the nominations shall be published in aggregate only, and the two most nominated shall stand as provisional. The Council shall then submit a Continuity Order naming exactly two sectors, which need not be the provisional two. A Continuity Order is locked on submission, cannot be recalled, and takes effect at the start of the next operating period. Sectors placed in brownout remain in operation, retain their seat and their voice, and operate at reduced capability.</w:t>
+        <w:t xml:space="preserve">Where Core output cannot sustain all sectors, the Council shall submit a Continuity Order ranking every sector. Sectors ranked in the lowest positions shall be placed in brownout for the duration of the insufficiency. A Continuity Order takes effect on submission and cannot be recalled.</w:t>
       </w:r>
     </w:p>
     <w:p>
@@ -432,7 +432,7 @@
           <w:sz w:val="20"/>
           <w:szCs w:val="20"/>
         </w:rPr>
-        <w:t xml:space="preserve">Submitted under Clause 7. One form per sitting. Mark exactly TWO sectors for brownout — any two, the provisional two or not. Forms naming more or fewer than two are void.</w:t>
+        <w:t xml:space="preserve">Submitted under Clause 7. One form per sitting. Rank every sector from 1 (sustain first) to 6 (brownout first). Incomplete forms are void.</w:t>
       </w:r>
     </w:p>
     <w:p>
@@ -448,7 +448,7 @@
           <w:sz w:val="20"/>
           <w:szCs w:val="20"/>
         </w:rPr>
-        <w:t xml:space="preserve">Core output is insufficient to sustain all six sectors. The two marked sectors will be placed in brownout when the next operating period begins.</w:t>
+        <w:t xml:space="preserve">Core output is insufficient to sustain all six sectors. The two lowest-ranked sectors will be placed in brownout.</w:t>
       </w:r>
     </w:p>
     <w:p>
@@ -498,7 +498,7 @@
                 <w:bCs/>
                 <w:color w:val="1A1A1A"/>
               </w:rPr>
-              <w:t xml:space="preserve">BROWNOUT</w:t>
+              <w:t xml:space="preserve">RANK</w:t>
             </w:r>
           </w:p>
         </w:tc>
